--- a/dense_to_jagged_int32_bf16_fp16_support_design.docx
+++ b/dense_to_jagged_int32_bf16_fp16_support_design.docx
@@ -1613,7 +1613,105 @@
         <w:rPr>
           <w:rFonts w:ascii="Courier New" w:hAnsi="Courier New"/>
         </w:rPr>
-        <w:t xml:space="preserve">    ...</w:t>
+        <w:t xml:space="preserve">    // 参数检查</w:t>
+        <w:br/>
+      </w:r>
+      <w:r>
+        <w:rPr>
+          <w:rFonts w:ascii="Courier New" w:hAnsi="Courier New"/>
+        </w:rPr>
+        <w:t xml:space="preserve">    TORCH_CHECK(dense.dim() == 3, "dense must be 3-dimensional");</w:t>
+        <w:br/>
+      </w:r>
+      <w:r>
+        <w:rPr>
+          <w:rFonts w:ascii="Courier New" w:hAnsi="Courier New"/>
+        </w:rPr>
+        <w:t xml:space="preserve">    TORCH_CHECK(offsets.size() == 1, "Only single-dimension jagged tensors supported");</w:t>
+        <w:br/>
+      </w:r>
+      <w:r>
+        <w:rPr>
+          <w:rFonts w:ascii="Courier New" w:hAnsi="Courier New"/>
+        </w:rPr>
+        <w:t xml:space="preserve">    </w:t>
+        <w:br/>
+      </w:r>
+      <w:r>
+        <w:rPr>
+          <w:rFonts w:ascii="Courier New" w:hAnsi="Courier New"/>
+        </w:rPr>
+        <w:t xml:space="preserve">    // 计算输出大小</w:t>
+        <w:br/>
+      </w:r>
+      <w:r>
+        <w:rPr>
+          <w:rFonts w:ascii="Courier New" w:hAnsi="Courier New"/>
+        </w:rPr>
+        <w:t xml:space="preserve">    int64_t expected_total_L = offsets.back()[-1].item&lt;int64_t&gt;();</w:t>
+        <w:br/>
+      </w:r>
+      <w:r>
+        <w:rPr>
+          <w:rFonts w:ascii="Courier New" w:hAnsi="Courier New"/>
+        </w:rPr>
+        <w:t xml:space="preserve">    int64_t totalLength = total_L.value_or(expected_total_L);</w:t>
+        <w:br/>
+      </w:r>
+      <w:r>
+        <w:rPr>
+          <w:rFonts w:ascii="Courier New" w:hAnsi="Courier New"/>
+        </w:rPr>
+        <w:t xml:space="preserve">    </w:t>
+        <w:br/>
+      </w:r>
+      <w:r>
+        <w:rPr>
+          <w:rFonts w:ascii="Courier New" w:hAnsi="Courier New"/>
+        </w:rPr>
+        <w:t xml:space="preserve">    // 支持BF16和FP16类型，需要先转换为FP32进行处理，然后转回原类型</w:t>
+        <w:br/>
+      </w:r>
+      <w:r>
+        <w:rPr>
+          <w:rFonts w:ascii="Courier New" w:hAnsi="Courier New"/>
+        </w:rPr>
+        <w:t xml:space="preserve">    if (dense.dtype() == at::kBFloat16 || dense.dtype() == at::kHalf) {</w:t>
+        <w:br/>
+      </w:r>
+      <w:r>
+        <w:rPr>
+          <w:rFonts w:ascii="Courier New" w:hAnsi="Courier New"/>
+        </w:rPr>
+        <w:t xml:space="preserve">        auto dense_float = dense_contin.to(at::kFloat);</w:t>
+        <w:br/>
+      </w:r>
+      <w:r>
+        <w:rPr>
+          <w:rFonts w:ascii="Courier New" w:hAnsi="Courier New"/>
+        </w:rPr>
+        <w:t xml:space="preserve">        EXEC_NPU_CMD(aclnnDenseToJagged, dense_float, offsets[0], totalLength, output);</w:t>
+        <w:br/>
+      </w:r>
+      <w:r>
+        <w:rPr>
+          <w:rFonts w:ascii="Courier New" w:hAnsi="Courier New"/>
+        </w:rPr>
+        <w:t xml:space="preserve">        return output.to(dense.dtype());</w:t>
+        <w:br/>
+      </w:r>
+      <w:r>
+        <w:rPr>
+          <w:rFonts w:ascii="Courier New" w:hAnsi="Courier New"/>
+        </w:rPr>
+        <w:t xml:space="preserve">    } else {</w:t>
+        <w:br/>
+      </w:r>
+      <w:r>
+        <w:rPr>
+          <w:rFonts w:ascii="Courier New" w:hAnsi="Courier New"/>
+        </w:rPr>
+        <w:t xml:space="preserve">        EXEC_NPU_CMD(aclnnDenseToJagged, dense_contin, offsets[0], totalLength, output);</w:t>
         <w:br/>
       </w:r>
       <w:r>
@@ -1627,6 +1725,7 @@
         <w:rPr>
           <w:rFonts w:ascii="Courier New" w:hAnsi="Courier New"/>
         </w:rPr>
+        <w:t xml:space="preserve">    }</w:t>
         <w:br/>
       </w:r>
       <w:r>
@@ -1681,7 +1780,105 @@
         <w:rPr>
           <w:rFonts w:ascii="Courier New" w:hAnsi="Courier New"/>
         </w:rPr>
-        <w:t xml:space="preserve">        ...</w:t>
+        <w:t xml:space="preserve">    // 参数检查</w:t>
+        <w:br/>
+      </w:r>
+      <w:r>
+        <w:rPr>
+          <w:rFonts w:ascii="Courier New" w:hAnsi="Courier New"/>
+        </w:rPr>
+        <w:t xml:space="preserve">    TORCH_CHECK(dense.dim() == 3, "dense must be 3-dimensional");</w:t>
+        <w:br/>
+      </w:r>
+      <w:r>
+        <w:rPr>
+          <w:rFonts w:ascii="Courier New" w:hAnsi="Courier New"/>
+        </w:rPr>
+        <w:t xml:space="preserve">    TORCH_CHECK(offsets.size() == 1, "Only single-dimension jagged tensors supported");</w:t>
+        <w:br/>
+      </w:r>
+      <w:r>
+        <w:rPr>
+          <w:rFonts w:ascii="Courier New" w:hAnsi="Courier New"/>
+        </w:rPr>
+        <w:t xml:space="preserve">    </w:t>
+        <w:br/>
+      </w:r>
+      <w:r>
+        <w:rPr>
+          <w:rFonts w:ascii="Courier New" w:hAnsi="Courier New"/>
+        </w:rPr>
+        <w:t xml:space="preserve">    // 计算输出大小</w:t>
+        <w:br/>
+      </w:r>
+      <w:r>
+        <w:rPr>
+          <w:rFonts w:ascii="Courier New" w:hAnsi="Courier New"/>
+        </w:rPr>
+        <w:t xml:space="preserve">    int64_t expected_total_L = offsets.back()[-1].item&lt;int64_t&gt;();</w:t>
+        <w:br/>
+      </w:r>
+      <w:r>
+        <w:rPr>
+          <w:rFonts w:ascii="Courier New" w:hAnsi="Courier New"/>
+        </w:rPr>
+        <w:t xml:space="preserve">    int64_t totalLength = total_L.value_or(expected_total_L);</w:t>
+        <w:br/>
+      </w:r>
+      <w:r>
+        <w:rPr>
+          <w:rFonts w:ascii="Courier New" w:hAnsi="Courier New"/>
+        </w:rPr>
+        <w:t xml:space="preserve">    </w:t>
+        <w:br/>
+      </w:r>
+      <w:r>
+        <w:rPr>
+          <w:rFonts w:ascii="Courier New" w:hAnsi="Courier New"/>
+        </w:rPr>
+        <w:t xml:space="preserve">    // 支持BF16和FP16类型，需要先转换为FP32进行处理，然后转回原类型</w:t>
+        <w:br/>
+      </w:r>
+      <w:r>
+        <w:rPr>
+          <w:rFonts w:ascii="Courier New" w:hAnsi="Courier New"/>
+        </w:rPr>
+        <w:t xml:space="preserve">    if (dense.dtype() == at::kBFloat16 || dense.dtype() == at::kHalf) {</w:t>
+        <w:br/>
+      </w:r>
+      <w:r>
+        <w:rPr>
+          <w:rFonts w:ascii="Courier New" w:hAnsi="Courier New"/>
+        </w:rPr>
+        <w:t xml:space="preserve">        auto dense_float = dense_contin.to(at::kFloat);</w:t>
+        <w:br/>
+      </w:r>
+      <w:r>
+        <w:rPr>
+          <w:rFonts w:ascii="Courier New" w:hAnsi="Courier New"/>
+        </w:rPr>
+        <w:t xml:space="preserve">        EXEC_NPU_CMD(aclnnDenseToJagged, dense_float, offsets[0], totalLength, output);</w:t>
+        <w:br/>
+      </w:r>
+      <w:r>
+        <w:rPr>
+          <w:rFonts w:ascii="Courier New" w:hAnsi="Courier New"/>
+        </w:rPr>
+        <w:t xml:space="preserve">        return {output.to(dense.dtype()), offsets};</w:t>
+        <w:br/>
+      </w:r>
+      <w:r>
+        <w:rPr>
+          <w:rFonts w:ascii="Courier New" w:hAnsi="Courier New"/>
+        </w:rPr>
+        <w:t xml:space="preserve">    } else {</w:t>
+        <w:br/>
+      </w:r>
+      <w:r>
+        <w:rPr>
+          <w:rFonts w:ascii="Courier New" w:hAnsi="Courier New"/>
+        </w:rPr>
+        <w:t xml:space="preserve">        EXEC_NPU_CMD(aclnnDenseToJagged, dense_contin, offsets[0], totalLength, output);</w:t>
         <w:br/>
       </w:r>
       <w:r>
@@ -1695,6 +1892,7 @@
         <w:rPr>
           <w:rFonts w:ascii="Courier New" w:hAnsi="Courier New"/>
         </w:rPr>
+        <w:t xml:space="preserve">    }</w:t>
         <w:br/>
       </w:r>
       <w:r>
@@ -1954,7 +2152,222 @@
         <w:pStyle w:val="ListBullet"/>
       </w:pPr>
       <w:r>
-        <w:t>与CPU参考实现结果对比，确保精度误差在1e-4以内</w:t>
+        <w:t>与CPU参考实现结果对比，确保精度误差在容差范围内</w:t>
+      </w:r>
+    </w:p>
+    <w:p>
+      <w:pPr>
+        <w:pStyle w:val="Heading3"/>
+      </w:pPr>
+      <w:r>
+        <w:t>5.2.1 精度验证标准</w:t>
+      </w:r>
+    </w:p>
+    <w:p>
+      <w:r>
+        <w:t>根据项目规范，不同数据类型的精度容差标准如下：</w:t>
+      </w:r>
+    </w:p>
+    <w:p>
+      <w:r>
+        <w:t>| 数据类型 | 容差值 | 说明 |</w:t>
+      </w:r>
+    </w:p>
+    <w:p>
+      <w:r>
+        <w:t>| float16 | 1e-3 | 双千分之一 |</w:t>
+      </w:r>
+    </w:p>
+    <w:p>
+      <w:r>
+        <w:t>| int32 | 1e-4 | 双万分之一 |</w:t>
+      </w:r>
+    </w:p>
+    <w:p>
+      <w:r>
+        <w:t>| int64 | 1e-4 | 双万分之一 |</w:t>
+      </w:r>
+    </w:p>
+    <w:p>
+      <w:pPr>
+        <w:pStyle w:val="Heading3"/>
+      </w:pPr>
+      <w:r>
+        <w:t>5.2.2 精度验证实现</w:t>
+      </w:r>
+    </w:p>
+    <w:p>
+      <w:r>
+        <w:t>测试代码中通过`get_tolerance`函数根据数据类型动态获取相应的容差值：</w:t>
+      </w:r>
+    </w:p>
+    <w:p>
+      <w:r>
+        <w:rPr>
+          <w:rFonts w:ascii="Courier New" w:hAnsi="Courier New"/>
+        </w:rPr>
+        <w:t>def get_tolerance(dense_dtype):</w:t>
+        <w:br/>
+      </w:r>
+      <w:r>
+        <w:rPr>
+          <w:rFonts w:ascii="Courier New" w:hAnsi="Courier New"/>
+        </w:rPr>
+        <w:t xml:space="preserve">    """根据数据类型获取相应的容差值"""</w:t>
+        <w:br/>
+      </w:r>
+      <w:r>
+        <w:rPr>
+          <w:rFonts w:ascii="Courier New" w:hAnsi="Courier New"/>
+        </w:rPr>
+        <w:t xml:space="preserve">    if dense_dtype == torch.float16:</w:t>
+        <w:br/>
+      </w:r>
+      <w:r>
+        <w:rPr>
+          <w:rFonts w:ascii="Courier New" w:hAnsi="Courier New"/>
+        </w:rPr>
+        <w:t xml:space="preserve">        return 1e-3  # float16: 双千分之一</w:t>
+        <w:br/>
+      </w:r>
+      <w:r>
+        <w:rPr>
+          <w:rFonts w:ascii="Courier New" w:hAnsi="Courier New"/>
+        </w:rPr>
+        <w:t xml:space="preserve">    elif dense_dtype == torch.bfloat16:</w:t>
+        <w:br/>
+      </w:r>
+      <w:r>
+        <w:rPr>
+          <w:rFonts w:ascii="Courier New" w:hAnsi="Courier New"/>
+        </w:rPr>
+        <w:t xml:space="preserve">        return 5e-3  # bfloat16: 双千分之五</w:t>
+        <w:br/>
+      </w:r>
+      <w:r>
+        <w:rPr>
+          <w:rFonts w:ascii="Courier New" w:hAnsi="Courier New"/>
+        </w:rPr>
+        <w:t xml:space="preserve">    elif dense_dtype in [torch.int32, torch.float32, torch.int64]:</w:t>
+        <w:br/>
+      </w:r>
+      <w:r>
+        <w:rPr>
+          <w:rFonts w:ascii="Courier New" w:hAnsi="Courier New"/>
+        </w:rPr>
+        <w:t xml:space="preserve">        return 1e-4  # int32、float32和int64: 双万分之一</w:t>
+        <w:br/>
+      </w:r>
+      <w:r>
+        <w:rPr>
+          <w:rFonts w:ascii="Courier New" w:hAnsi="Courier New"/>
+        </w:rPr>
+        <w:t xml:space="preserve">    else:</w:t>
+        <w:br/>
+      </w:r>
+      <w:r>
+        <w:rPr>
+          <w:rFonts w:ascii="Courier New" w:hAnsi="Courier New"/>
+        </w:rPr>
+        <w:t xml:space="preserve">        raise ValueError(f"Unsupported data type: {dense_dtype}")</w:t>
+        <w:br/>
+      </w:r>
+    </w:p>
+    <w:p>
+      <w:r>
+        <w:t>在测试过程中，通过`compare_results`函数进行精度验证：</w:t>
+      </w:r>
+    </w:p>
+    <w:p>
+      <w:r>
+        <w:rPr>
+          <w:rFonts w:ascii="Courier New" w:hAnsi="Courier New"/>
+        </w:rPr>
+        <w:t>def compare_results(golden_result, npu_result, tolerance=1e-4):</w:t>
+        <w:br/>
+      </w:r>
+      <w:r>
+        <w:rPr>
+          <w:rFonts w:ascii="Courier New" w:hAnsi="Courier New"/>
+        </w:rPr>
+        <w:t xml:space="preserve">    """比较CPU和NPU的结果"""</w:t>
+        <w:br/>
+      </w:r>
+      <w:r>
+        <w:rPr>
+          <w:rFonts w:ascii="Courier New" w:hAnsi="Courier New"/>
+        </w:rPr>
+        <w:t xml:space="preserve">    # 检查两个结果的形状是否相同</w:t>
+        <w:br/>
+      </w:r>
+      <w:r>
+        <w:rPr>
+          <w:rFonts w:ascii="Courier New" w:hAnsi="Courier New"/>
+        </w:rPr>
+        <w:t xml:space="preserve">    assert golden_result.shape == npu_result.shape, \</w:t>
+        <w:br/>
+      </w:r>
+      <w:r>
+        <w:rPr>
+          <w:rFonts w:ascii="Courier New" w:hAnsi="Courier New"/>
+        </w:rPr>
+        <w:t xml:space="preserve">        f"Shape mismatch: golden {golden_result.shape} vs npu {npu_result.shape}"</w:t>
+        <w:br/>
+      </w:r>
+      <w:r>
+        <w:rPr>
+          <w:rFonts w:ascii="Courier New" w:hAnsi="Courier New"/>
+        </w:rPr>
+        <w:br/>
+      </w:r>
+      <w:r>
+        <w:rPr>
+          <w:rFonts w:ascii="Courier New" w:hAnsi="Courier New"/>
+        </w:rPr>
+        <w:t xml:space="preserve">    # 对所有张量进行数值比较（包括空张量）</w:t>
+        <w:br/>
+      </w:r>
+      <w:r>
+        <w:rPr>
+          <w:rFonts w:ascii="Courier New" w:hAnsi="Courier New"/>
+        </w:rPr>
+        <w:t xml:space="preserve">    if golden_result.numel() &gt; 0:</w:t>
+        <w:br/>
+      </w:r>
+      <w:r>
+        <w:rPr>
+          <w:rFonts w:ascii="Courier New" w:hAnsi="Courier New"/>
+        </w:rPr>
+        <w:t xml:space="preserve">        result_forward = torch.abs(golden_result - npu_result) &lt; tolerance</w:t>
+        <w:br/>
+      </w:r>
+      <w:r>
+        <w:rPr>
+          <w:rFonts w:ascii="Courier New" w:hAnsi="Courier New"/>
+        </w:rPr>
+        <w:t xml:space="preserve">        assert result_forward.all().item(), "Result values do not match within tolerance"</w:t>
+        <w:br/>
+      </w:r>
+      <w:r>
+        <w:rPr>
+          <w:rFonts w:ascii="Courier New" w:hAnsi="Courier New"/>
+        </w:rPr>
+        <w:t xml:space="preserve">    else:</w:t>
+        <w:br/>
+      </w:r>
+      <w:r>
+        <w:rPr>
+          <w:rFonts w:ascii="Courier New" w:hAnsi="Courier New"/>
+        </w:rPr>
+        <w:t xml:space="preserve">        # 空张量直接通过检查（形状已验证）</w:t>
+        <w:br/>
+      </w:r>
+      <w:r>
+        <w:rPr>
+          <w:rFonts w:ascii="Courier New" w:hAnsi="Courier New"/>
+        </w:rPr>
+        <w:t xml:space="preserve">        assert torch.equal(golden_result, npu_result), "Empty tensors should be equal"</w:t>
+        <w:br/>
       </w:r>
     </w:p>
     <w:p>
@@ -2033,14 +2446,14 @@
         <w:rPr>
           <w:rFonts w:ascii="Courier New" w:hAnsi="Courier New"/>
         </w:rPr>
-        <w:t xml:space="preserve">    denses = np.random.randn(dense_dim0, dense_dim1, dense_dim2).astype(np.float32)</w:t>
+        <w:t xml:space="preserve">    dense_datatype, _ = types</w:t>
         <w:br/>
       </w:r>
       <w:r>
         <w:rPr>
           <w:rFonts w:ascii="Courier New" w:hAnsi="Courier New"/>
         </w:rPr>
-        <w:t xml:space="preserve">    offsets = np.random.randint(0, dense_dim1, dense_dim0) # 生成随机偏移量</w:t>
+        <w:t xml:space="preserve">    denses, offsets = generate_test_data(dense_dim0, dense_dim1, dense_dim2, dense_datatype)</w:t>
         <w:br/>
       </w:r>
       <w:r>
@@ -2053,48 +2466,7 @@
         <w:rPr>
           <w:rFonts w:ascii="Courier New" w:hAnsi="Courier New"/>
         </w:rPr>
-        <w:t xml:space="preserve">    # 2. 分别获取CPU和NPU结果</w:t>
-        <w:br/>
-      </w:r>
-      <w:r>
-        <w:rPr>
-          <w:rFonts w:ascii="Courier New" w:hAnsi="Courier New"/>
-        </w:rPr>
-        <w:t xml:space="preserve">    golden_result = get_result(torch.device("cpu"), denses, offsets, types, use_output_size)</w:t>
-        <w:br/>
-      </w:r>
-      <w:r>
-        <w:rPr>
-          <w:rFonts w:ascii="Courier New" w:hAnsi="Courier New"/>
-        </w:rPr>
-        <w:t xml:space="preserve">    npu_result = get_result(torch.device(DEVICE), denses, offsets, types, use_output_size)</w:t>
-        <w:br/>
-      </w:r>
-      <w:r>
-        <w:rPr>
-          <w:rFonts w:ascii="Courier New" w:hAnsi="Courier New"/>
-        </w:rPr>
-        <w:br/>
-      </w:r>
-      <w:r>
-        <w:rPr>
-          <w:rFonts w:ascii="Courier New" w:hAnsi="Courier New"/>
-        </w:rPr>
-        <w:t xml:space="preserve">    # 3. 结果比对（允许1e-4的误差）</w:t>
-        <w:br/>
-      </w:r>
-      <w:r>
-        <w:rPr>
-          <w:rFonts w:ascii="Courier New" w:hAnsi="Courier New"/>
-        </w:rPr>
-        <w:t xml:space="preserve">    result_forward = torch.abs(golden_result[0] - npu_result[0]) &lt; 1e-4</w:t>
-        <w:br/>
-      </w:r>
-      <w:r>
-        <w:rPr>
-          <w:rFonts w:ascii="Courier New" w:hAnsi="Courier New"/>
-        </w:rPr>
-        <w:t xml:space="preserve">    logging.info(result_forward.all().item())  # 输出是否全部通过验证</w:t>
+        <w:t xml:space="preserve">    run_test(denses, offsets, types, use_output_size)</w:t>
         <w:br/>
       </w:r>
     </w:p>
@@ -2263,6 +2635,11 @@
       </w:r>
     </w:p>
     <w:p>
+      <w:r>
+        <w:t xml:space="preserve">   - 增加了精度验证相关内容，明确不同数据类型的容差标准</w:t>
+      </w:r>
+    </w:p>
+    <w:p>
       <w:pPr>
         <w:pStyle w:val="Heading2"/>
       </w:pPr>
@@ -2312,6 +2689,11 @@
       </w:r>
     </w:p>
     <w:p>
+      <w:r>
+        <w:t xml:space="preserve">   - 明确了精度验证标准，确保不同数据类型的测试准确性</w:t>
+      </w:r>
+    </w:p>
+    <w:p>
       <w:pPr>
         <w:pStyle w:val="ListNumber"/>
       </w:pPr>
@@ -2327,6 +2709,11 @@
     <w:p>
       <w:r>
         <w:t xml:space="preserve">   - 提供了完整的设计文档</w:t>
+      </w:r>
+    </w:p>
+    <w:p>
+      <w:r>
+        <w:t xml:space="preserve">   - 增加了精度验证相关内容</w:t>
       </w:r>
     </w:p>
     <w:sectPr>
